--- a/SEVEN-G/docx/en/plantillas/P45_SEVEN-G_Plan_y_registro_de_alfabetizacion_y_formacion.docx
+++ b/SEVEN-G/docx/en/plantillas/P45_SEVEN-G_Plan_y_registro_de_alfabetizacion_y_formacion.docx
@@ -588,7 +588,7 @@
         <w:t xml:space="preserve">Common profiles.</w:t>
       </w:r>
       <w:r>
-        <w:t xml:space="preserve"> The eight profiles F1–F8 of 31 §6.2 are used; section 4 gives their correspondence with profiles PER-PA to PER-PF of 50 §5.2. A person may hold several profiles.</w:t>
+        <w:t xml:space="preserve"> The nine profiles F1–F9 of 31 §6.2 are used; section 4 gives their correspondence with profiles PER-PA to PER-PF of 50 §5.2. A person may hold several profiles.</w:t>
       </w:r>
     </w:p>
     <w:p>
@@ -1534,7 +1534,7 @@
               <w:pStyle w:val="Celda"/>
             </w:pPr>
             <w:r>
-              <w:t xml:space="preserve">No F profile of its own</w:t>
+              <w:t xml:space="preserve">F9 · Middle managers of areas that use or introduce AI</w:t>
             </w:r>
           </w:p>
         </w:tc>
@@ -1573,7 +1573,7 @@
     </w:p>
     <w:p>
       <w:r>
-        <w:t xml:space="preserve">Middle managers (PER-PB) receive F1 and, in addition, the content of 50 §5.2 applied to their area: effect assessment, human oversight, transition and communication.</w:t>
+        <w:t xml:space="preserve">Middle managers (PER-PB) receive F1 and F9, which applies the content of 50 §5.2 to their area: effect assessment, human oversight, transition and communication.</w:t>
       </w:r>
     </w:p>
     <w:p>
@@ -2741,30 +2741,30 @@
               <w:pStyle w:val="Celda"/>
             </w:pPr>
             <w:r>
-              <w:t xml:space="preserve">PER-PB</w:t>
-            </w:r>
-          </w:p>
-        </w:tc>
-        <w:tc>
-          <w:tcPr>
-            <w:tcW w:w="964" w:type="dxa"/>
-          </w:tcPr>
-          <w:p>
-            <w:pPr>
-              <w:pStyle w:val="Celda"/>
-            </w:pPr>
-          </w:p>
-        </w:tc>
-        <w:tc>
-          <w:tcPr>
-            <w:tcW w:w="964" w:type="dxa"/>
-          </w:tcPr>
-          <w:p>
-            <w:pPr>
-              <w:pStyle w:val="Celda"/>
-            </w:pPr>
-            <w:r>
-              <w:t xml:space="preserve">50 §5.2</w:t>
+              <w:t xml:space="preserve">F9 · PER-PB</w:t>
+            </w:r>
+          </w:p>
+        </w:tc>
+        <w:tc>
+          <w:tcPr>
+            <w:tcW w:w="964" w:type="dxa"/>
+          </w:tcPr>
+          <w:p>
+            <w:pPr>
+              <w:pStyle w:val="Celda"/>
+            </w:pPr>
+          </w:p>
+        </w:tc>
+        <w:tc>
+          <w:tcPr>
+            <w:tcW w:w="964" w:type="dxa"/>
+          </w:tcPr>
+          <w:p>
+            <w:pPr>
+              <w:pStyle w:val="Celda"/>
+            </w:pPr>
+            <w:r>
+              <w:t xml:space="preserve">31 §6.2 (F9); 50 §5.2</w:t>
             </w:r>
           </w:p>
         </w:tc>
@@ -3492,7 +3492,7 @@
               <w:pStyle w:val="Celda"/>
             </w:pPr>
             <w:r>
-              <w:t xml:space="preserve">F1–F8</w:t>
+              <w:t xml:space="preserve">F1–F9</w:t>
             </w:r>
           </w:p>
         </w:tc>
@@ -4510,7 +4510,7 @@
               <w:pStyle w:val="Celda"/>
             </w:pPr>
             <w:r>
-              <w:t xml:space="preserve">100 % of the obligated group (41); PER-PC ≥ 90 %, PER-PA and PER-PD 100 % (50 §11)</w:t>
+              <w:t xml:space="preserve">100 % of the obligated group before access or taking up the role (41); current renewal of PER-PC ≥ 90 % as alert threshold; PER-PA and PER-PD 100 % (50 §11)</w:t>
             </w:r>
           </w:p>
         </w:tc>

--- a/SEVEN-G/docx/en/plantillas/P45_SEVEN-G_Plan_y_registro_de_alfabetizacion_y_formacion.docx
+++ b/SEVEN-G/docx/en/plantillas/P45_SEVEN-G_Plan_y_registro_de_alfabetizacion_y_formacion.docx
@@ -136,7 +136,7 @@
               <w:pStyle w:val="Celda"/>
             </w:pPr>
             <w:r>
-              <w:t xml:space="preserve">Fernando García · SEACHAD</w:t>
+              <w:t xml:space="preserve">Fernando García Varela</w:t>
             </w:r>
           </w:p>
         </w:tc>
@@ -200,7 +200,7 @@
         <w:t xml:space="preserve">Each organisation that uses SEVEN-G is solely responsible for identifying the regulation that applies to it, verifying that it is current and certifying its own regulatory compliance</w:t>
       </w:r>
       <w:r>
-        <w:t xml:space="preserve">, with the appropriate qualified advice. The author and SEACHAD accept no liability for any use made of this content or for any decisions taken on the basis of it. The data, figures, companies and cases in the examples are fictitious or illustrative.</w:t>
+        <w:t xml:space="preserve">, with the appropriate qualified advice. The author accepts no liability for any use made of this content or for any decisions taken on the basis of it. The data, figures, companies and cases in the examples are fictitious or illustrative.</w:t>
       </w:r>
     </w:p>
     <w:p>
@@ -5953,7 +5953,7 @@
       <w:pStyle w:val="Pie"/>
     </w:pPr>
     <w:r>
-      <w:t xml:space="preserve">SEVEN-G · Template P45 · Literacy and training plan and record · CC BY 4.0 · Fernando García · SEACHAD · Generated from the Markdown source: do not edit the template, fill in a copy.</w:t>
+      <w:t xml:space="preserve">SEVEN-G · Template P45 · Literacy and training plan and record · CC BY 4.0 · Fernando García Varela · Generated from the Markdown source: do not edit the template, fill in a copy.</w:t>
     </w:r>
     <w:r>
       <w:rPr>

--- a/SEVEN-G/docx/en/plantillas/P45_SEVEN-G_Plan_y_registro_de_alfabetizacion_y_formacion.docx
+++ b/SEVEN-G/docx/en/plantillas/P45_SEVEN-G_Plan_y_registro_de_alfabetizacion_y_formacion.docx
@@ -200,7 +200,7 @@
         <w:t xml:space="preserve">Each organisation that uses SEVEN-G is solely responsible for identifying the regulation that applies to it, verifying that it is current and certifying its own regulatory compliance</w:t>
       </w:r>
       <w:r>
-        <w:t xml:space="preserve">, with the appropriate qualified advice. The author accepts no liability for any use made of this content or for any decisions taken on the basis of it. The data, figures, companies and cases in the examples are fictitious or illustrative.</w:t>
+        <w:t xml:space="preserve">, with the appropriate qualified advice. This methodology is a generic, free aid shared with the community so that nobody has to start from scratch; each person or organisation can and should adapt it to its own use. It must not be inferred that its legally sensitive parts have been reviewed by legal counsel: those reviews, for each company or sector, are the ultimate responsibility of the company, consultant or organisation that uses it. Although every effort is made to keep it up to date, some regulation may have changed without being reflected here. To the fullest extent permitted by law, the author accepts no responsibility whatsoever for the effects of its application in any organisation or for its full applicability. The methodology does not grant certification of any kind. The author accepts no liability for any use made of this content or for any decisions taken on the basis of it. The data, figures, companies and cases in the examples are fictitious or illustrative.</w:t>
       </w:r>
     </w:p>
     <w:p>
